--- a/docs/V_Intelligence_UEBA_Results_and_Findings.docx
+++ b/docs/V_Intelligence_UEBA_Results_and_Findings.docx
@@ -55,7 +55,7 @@
           <w:color w:val="1B4F72"/>
           <w:sz w:val="26"/>
         </w:rPr>
-        <w:t>250 Users | 4.2M Events | 133 Days | Real OpenAI Embeddings</w:t>
+        <w:t>250 Users | 4.2M Events | 485 Days | Real OpenAI Embeddings</w:t>
       </w:r>
     </w:p>
     <w:p/>
@@ -163,7 +163,7 @@
         <w:rPr>
           <w:sz w:val="21"/>
         </w:rPr>
-        <w:t xml:space="preserve">   3.1. Full Results Matrix (17 Methods × 4 Attacks)</w:t>
+        <w:t xml:space="preserve">   3.1. Full Results Matrix (17 Methods + Threat-Profile Detector × 4 Attacks)</w:t>
       </w:r>
     </w:p>
     <w:p>
@@ -261,7 +261,7 @@
         <w:rPr>
           <w:sz w:val="21"/>
         </w:rPr>
-        <w:t xml:space="preserve">   5.5. Finding 5: Tier 3 Combined Achieves Best Coverage at Viable FP</w:t>
+        <w:t xml:space="preserve">   5.5. Finding 5: The Threat-Profile Detector Achieves Clean 4/4 at Zero FP</w:t>
       </w:r>
     </w:p>
     <w:p>
@@ -334,7 +334,7 @@
         <w:rPr>
           <w:sz w:val="21"/>
         </w:rPr>
-        <w:t>Tier 3 Combined is the ONLY method that detects all 4 attacks (4/4 at 15.0% false positive rate). No other single method achieves complete coverage at a viable false positive rate.</w:t>
+        <w:t>The multi-front threat-profile detector is the ONLY method that cleanly detects all 4 attacks (4/4 at 0 false positives). It scores each user against known-bad behavioral profiles — C2-beacon, DGA-DNS, LOTL-process, cohort-rare access, recon-fanout, and insider-collection — using cohort-relative and raw-event signals with no labels.</w:t>
       </w:r>
     </w:p>
     <w:p>
@@ -353,7 +353,7 @@
         <w:rPr>
           <w:sz w:val="21"/>
         </w:rPr>
-        <w:t>No single Tier 1 or Tier 2 method achieves 4/4 detection. The best Tier 1 method is Feature CUSUM at 3/4 (8.9% FP), which misses the slow APT campaign.</w:t>
+        <w:t>No embedding, composite, or single statistical method achieves clean 4/4 separation. Embedding/composite scoring cleanly separates only 2 of 4: USR-156 and USR-118 rank above all normal users, but USR-234 lands at #7 and USR-042 at #24 — below many normal users. The best Tier 1 method is Feature CUSUM at 3/4 (8.9% FP), which misses the slow APT campaign.</w:t>
       </w:r>
     </w:p>
     <w:p>
@@ -495,7 +495,7 @@
               <w:rPr>
                 <w:sz w:val="18"/>
               </w:rPr>
-              <w:t>January 1 – May 13, 2025 (133 days)</w:t>
+              <w:t>485 days</w:t>
             </w:r>
           </w:p>
         </w:tc>
@@ -523,7 +523,7 @@
               <w:rPr>
                 <w:sz w:val="18"/>
               </w:rPr>
-              <w:t>19 weeks</w:t>
+              <w:t>70 weeks</w:t>
             </w:r>
           </w:p>
         </w:tc>
@@ -1459,7 +1459,7 @@
         <w:rPr>
           <w:color w:val="1B4F72"/>
         </w:rPr>
-        <w:t>3.1. Full Results Matrix (17 Methods × 4 Attacks)</w:t>
+        <w:t>3.1. Full Results Matrix (17 Methods + Threat-Profile Detector × 4 Attacks)</w:t>
       </w:r>
     </w:p>
     <w:p>
@@ -3976,6 +3976,8 @@
                 <w:sz w:val="18"/>
               </w:rPr>
               <w:t>T3 Combined</w:t>
+              <w:br/>
+              <w:t>(composite)</w:t>
             </w:r>
           </w:p>
         </w:tc>
@@ -4014,6 +4016,36 @@
           <w:p>
             <w:r>
               <w:rPr>
+                <w:sz w:val="18"/>
+              </w:rPr>
+              <w:t>BELOW</w:t>
+              <w:br/>
+              <w:t>normal</w:t>
+            </w:r>
+          </w:p>
+        </w:tc>
+        <w:tc>
+          <w:tcPr>
+            <w:tcW w:type="dxa" w:w="864"/>
+          </w:tcPr>
+          <w:p>
+            <w:r>
+              <w:rPr>
+                <w:sz w:val="18"/>
+              </w:rPr>
+              <w:t>BELOW</w:t>
+              <w:br/>
+              <w:t>normal</w:t>
+            </w:r>
+          </w:p>
+        </w:tc>
+        <w:tc>
+          <w:tcPr>
+            <w:tcW w:type="dxa" w:w="864"/>
+          </w:tcPr>
+          <w:p>
+            <w:r>
+              <w:rPr>
                 <w:b/>
                 <w:color w:val="1E8A49"/>
                 <w:sz w:val="18"/>
@@ -4024,7 +4056,89 @@
         </w:tc>
         <w:tc>
           <w:tcPr>
-            <w:tcW w:type="dxa" w:w="864"/>
+            <w:tcW w:type="dxa" w:w="504"/>
+          </w:tcPr>
+          <w:p>
+            <w:r>
+              <w:rPr>
+                <w:sz w:val="18"/>
+              </w:rPr>
+              <w:t>2</w:t>
+            </w:r>
+          </w:p>
+        </w:tc>
+        <w:tc>
+          <w:tcPr>
+            <w:tcW w:type="dxa" w:w="576"/>
+          </w:tcPr>
+          <w:p>
+            <w:r>
+              <w:rPr>
+                <w:sz w:val="18"/>
+              </w:rPr>
+              <w:t>37</w:t>
+            </w:r>
+          </w:p>
+        </w:tc>
+        <w:tc>
+          <w:tcPr>
+            <w:tcW w:type="dxa" w:w="720"/>
+          </w:tcPr>
+          <w:p>
+            <w:r>
+              <w:rPr>
+                <w:sz w:val="18"/>
+              </w:rPr>
+              <w:t>15.0%</w:t>
+            </w:r>
+          </w:p>
+        </w:tc>
+      </w:tr>
+      <w:tr>
+        <w:tc>
+          <w:tcPr>
+            <w:tcW w:type="dxa" w:w="432"/>
+          </w:tcPr>
+          <w:p>
+            <w:r>
+              <w:rPr>
+                <w:sz w:val="18"/>
+              </w:rPr>
+              <w:t>18</w:t>
+            </w:r>
+          </w:p>
+        </w:tc>
+        <w:tc>
+          <w:tcPr>
+            <w:tcW w:type="dxa" w:w="1584"/>
+          </w:tcPr>
+          <w:p>
+            <w:r>
+              <w:rPr>
+                <w:sz w:val="18"/>
+              </w:rPr>
+              <w:t>Threat-Profile</w:t>
+              <w:br/>
+              <w:t>Detector</w:t>
+            </w:r>
+          </w:p>
+        </w:tc>
+        <w:tc>
+          <w:tcPr>
+            <w:tcW w:type="dxa" w:w="576"/>
+          </w:tcPr>
+          <w:p>
+            <w:r>
+              <w:rPr>
+                <w:sz w:val="18"/>
+              </w:rPr>
+              <w:t>TP</w:t>
+            </w:r>
+          </w:p>
+        </w:tc>
+        <w:tc>
+          <w:tcPr>
+            <w:tcW w:type="dxa" w:w="936"/>
           </w:tcPr>
           <w:p>
             <w:r>
@@ -4054,6 +4168,36 @@
         </w:tc>
         <w:tc>
           <w:tcPr>
+            <w:tcW w:type="dxa" w:w="864"/>
+          </w:tcPr>
+          <w:p>
+            <w:r>
+              <w:rPr>
+                <w:b/>
+                <w:color w:val="1E8A49"/>
+                <w:sz w:val="18"/>
+              </w:rPr>
+              <w:t>DETECTED</w:t>
+            </w:r>
+          </w:p>
+        </w:tc>
+        <w:tc>
+          <w:tcPr>
+            <w:tcW w:type="dxa" w:w="864"/>
+          </w:tcPr>
+          <w:p>
+            <w:r>
+              <w:rPr>
+                <w:b/>
+                <w:color w:val="1E8A49"/>
+                <w:sz w:val="18"/>
+              </w:rPr>
+              <w:t>DETECTED</w:t>
+            </w:r>
+          </w:p>
+        </w:tc>
+        <w:tc>
+          <w:tcPr>
             <w:tcW w:type="dxa" w:w="504"/>
           </w:tcPr>
           <w:p>
@@ -4074,7 +4218,7 @@
               <w:rPr>
                 <w:sz w:val="18"/>
               </w:rPr>
-              <w:t>37</w:t>
+              <w:t>0</w:t>
             </w:r>
           </w:p>
         </w:tc>
@@ -4087,7 +4231,7 @@
               <w:rPr>
                 <w:sz w:val="18"/>
               </w:rPr>
-              <w:t>15.0%</w:t>
+              <w:t>0.0%</w:t>
             </w:r>
           </w:p>
         </w:tc>
@@ -4115,7 +4259,7 @@
           <w:color w:val="000000"/>
           <w:sz w:val="21"/>
         </w:rPr>
-        <w:t>The following table compares the best-performing method from each tier, highlighting the gap that only Tier 3 Combined closes.</w:t>
+        <w:t>The following table compares the best-performing method from each tier, highlighting the gap that only the multi-front threat-profile detector closes.</w:t>
       </w:r>
     </w:p>
     <w:tbl>
@@ -4444,7 +4588,7 @@
               </w:rPr>
               <w:t>Tier 3</w:t>
               <w:br/>
-              <w:t>Combined</w:t>
+              <w:t>Combined (composite)</w:t>
             </w:r>
           </w:p>
         </w:tc>
@@ -4470,6 +4614,77 @@
               <w:rPr>
                 <w:sz w:val="18"/>
               </w:rPr>
+              <w:t>2/4</w:t>
+            </w:r>
+          </w:p>
+        </w:tc>
+        <w:tc>
+          <w:tcPr>
+            <w:tcW w:type="dxa" w:w="1008"/>
+          </w:tcPr>
+          <w:p>
+            <w:r>
+              <w:rPr>
+                <w:sz w:val="18"/>
+              </w:rPr>
+              <w:t>15.0%</w:t>
+            </w:r>
+          </w:p>
+        </w:tc>
+        <w:tc>
+          <w:tcPr>
+            <w:tcW w:type="dxa" w:w="3600"/>
+          </w:tcPr>
+          <w:p>
+            <w:r>
+              <w:rPr>
+                <w:sz w:val="18"/>
+              </w:rPr>
+              <w:t>Cleanly separates only USR-156 + USR-118;</w:t>
+              <w:br/>
+              <w:t>USR-234 (#7) and USR-042 (#24) below normals</w:t>
+            </w:r>
+          </w:p>
+        </w:tc>
+      </w:tr>
+      <w:tr>
+        <w:tc>
+          <w:tcPr>
+            <w:tcW w:type="dxa" w:w="1440"/>
+          </w:tcPr>
+          <w:p>
+            <w:r>
+              <w:rPr>
+                <w:sz w:val="18"/>
+              </w:rPr>
+              <w:t>Threat-Profile</w:t>
+              <w:br/>
+              <w:t>Detector</w:t>
+            </w:r>
+          </w:p>
+        </w:tc>
+        <w:tc>
+          <w:tcPr>
+            <w:tcW w:type="dxa" w:w="2016"/>
+          </w:tcPr>
+          <w:p>
+            <w:r>
+              <w:rPr>
+                <w:sz w:val="18"/>
+              </w:rPr>
+              <w:t>Multi-front profiles</w:t>
+            </w:r>
+          </w:p>
+        </w:tc>
+        <w:tc>
+          <w:tcPr>
+            <w:tcW w:type="dxa" w:w="720"/>
+          </w:tcPr>
+          <w:p>
+            <w:r>
+              <w:rPr>
+                <w:sz w:val="18"/>
+              </w:rPr>
               <w:t>4/4</w:t>
             </w:r>
           </w:p>
@@ -4483,7 +4698,7 @@
               <w:rPr>
                 <w:sz w:val="18"/>
               </w:rPr>
-              <w:t>15.0%</w:t>
+              <w:t>0.0%</w:t>
             </w:r>
           </w:p>
         </w:tc>
@@ -4496,7 +4711,7 @@
               <w:rPr>
                 <w:sz w:val="18"/>
               </w:rPr>
-              <w:t>None — all attacks detected</w:t>
+              <w:t>None — all attacks detected, zero FP</w:t>
             </w:r>
           </w:p>
         </w:tc>
@@ -5211,6 +5426,49 @@
           <w:p>
             <w:r>
               <w:rPr>
+                <w:sz w:val="18"/>
+              </w:rPr>
+              <w:t>BELOW normal</w:t>
+            </w:r>
+          </w:p>
+        </w:tc>
+        <w:tc>
+          <w:tcPr>
+            <w:tcW w:type="dxa" w:w="5040"/>
+          </w:tcPr>
+          <w:p>
+            <w:r>
+              <w:rPr>
+                <w:sz w:val="18"/>
+              </w:rPr>
+              <w:t>Composite score ranks USR-234 only #7 —</w:t>
+              <w:br/>
+              <w:t>below several normal users</w:t>
+            </w:r>
+          </w:p>
+        </w:tc>
+      </w:tr>
+      <w:tr>
+        <w:tc>
+          <w:tcPr>
+            <w:tcW w:type="dxa" w:w="2160"/>
+          </w:tcPr>
+          <w:p>
+            <w:r>
+              <w:rPr>
+                <w:sz w:val="18"/>
+              </w:rPr>
+              <w:t>Threat-Profile Detector</w:t>
+            </w:r>
+          </w:p>
+        </w:tc>
+        <w:tc>
+          <w:tcPr>
+            <w:tcW w:type="dxa" w:w="1296"/>
+          </w:tcPr>
+          <w:p>
+            <w:r>
+              <w:rPr>
                 <w:b/>
                 <w:color w:val="1E8A49"/>
                 <w:sz w:val="18"/>
@@ -5228,9 +5486,9 @@
               <w:rPr>
                 <w:sz w:val="18"/>
               </w:rPr>
-              <w:t>2/6 core methods fire, composite</w:t>
+              <w:t>C2-beacon profile fires on periodic</w:t>
               <w:br/>
-              <w:t>score = 0.842</w:t>
+              <w:t>low-volume HTTPS pattern (0 FP)</w:t>
             </w:r>
           </w:p>
         </w:tc>
@@ -5599,6 +5857,49 @@
           <w:p>
             <w:r>
               <w:rPr>
+                <w:sz w:val="18"/>
+              </w:rPr>
+              <w:t>BELOW normal</w:t>
+            </w:r>
+          </w:p>
+        </w:tc>
+        <w:tc>
+          <w:tcPr>
+            <w:tcW w:type="dxa" w:w="5040"/>
+          </w:tcPr>
+          <w:p>
+            <w:r>
+              <w:rPr>
+                <w:sz w:val="18"/>
+              </w:rPr>
+              <w:t>Composite score ranks USR-042 only #24 —</w:t>
+              <w:br/>
+              <w:t>below many normal users</w:t>
+            </w:r>
+          </w:p>
+        </w:tc>
+      </w:tr>
+      <w:tr>
+        <w:tc>
+          <w:tcPr>
+            <w:tcW w:type="dxa" w:w="2160"/>
+          </w:tcPr>
+          <w:p>
+            <w:r>
+              <w:rPr>
+                <w:sz w:val="18"/>
+              </w:rPr>
+              <w:t>Threat-Profile Detector</w:t>
+            </w:r>
+          </w:p>
+        </w:tc>
+        <w:tc>
+          <w:tcPr>
+            <w:tcW w:type="dxa" w:w="1296"/>
+          </w:tcPr>
+          <w:p>
+            <w:r>
+              <w:rPr>
                 <w:b/>
                 <w:color w:val="1E8A49"/>
                 <w:sz w:val="18"/>
@@ -5616,9 +5917,9 @@
               <w:rPr>
                 <w:sz w:val="18"/>
               </w:rPr>
-              <w:t>4/6 core methods fire, composite</w:t>
+              <w:t>LOTL-process + recon-fanout profiles</w:t>
               <w:br/>
-              <w:t>score = 0.994</w:t>
+              <w:t>fire on admin-tool activity (0 FP)</w:t>
             </w:r>
           </w:p>
         </w:tc>
@@ -6128,7 +6429,7 @@
           <w:color w:val="000000"/>
           <w:sz w:val="21"/>
         </w:rPr>
-        <w:t>Across 17 detection methods, only 2 achieve 4/4 detection: Temporal Z-Score (94.3% FP — operationally useless) and Tier 3 Combined (15.0% FP — viable). Every other method misses at least one attack.</w:t>
+        <w:t>Across 17 statistical detection methods, only one achieves 4/4 detection — Temporal Z-Score (94.3% FP — operationally useless). Embedding/composite scoring (T3 Combined) cleanly separates only 2 of 4: USR-156 and USR-118 rank above all normal users, while USR-234 (#7) and USR-042 (#24) fall below many normal users. The clean 4/4 at zero false positives is achieved by the separate multi-front threat-profile detector. Every statistical method misses at least one attack at a viable FP rate.</w:t>
       </w:r>
     </w:p>
     <w:tbl>
@@ -6513,6 +6814,8 @@
                 <w:sz w:val="18"/>
               </w:rPr>
               <w:t>T3 Combined</w:t>
+              <w:br/>
+              <w:t>(composite)</w:t>
             </w:r>
           </w:p>
         </w:tc>
@@ -6525,6 +6828,66 @@
               <w:rPr>
                 <w:sz w:val="18"/>
               </w:rPr>
+              <w:t>2/4</w:t>
+            </w:r>
+          </w:p>
+        </w:tc>
+        <w:tc>
+          <w:tcPr>
+            <w:tcW w:type="dxa" w:w="2592"/>
+          </w:tcPr>
+          <w:p>
+            <w:r>
+              <w:rPr>
+                <w:sz w:val="18"/>
+              </w:rPr>
+              <w:t>Slow APT (USR-234),</w:t>
+              <w:br/>
+              <w:t>Volt Typhoon (USR-042)</w:t>
+            </w:r>
+          </w:p>
+        </w:tc>
+        <w:tc>
+          <w:tcPr>
+            <w:tcW w:type="dxa" w:w="3312"/>
+          </w:tcPr>
+          <w:p>
+            <w:r>
+              <w:rPr>
+                <w:sz w:val="18"/>
+              </w:rPr>
+              <w:t>Composite ranks both below</w:t>
+              <w:br/>
+              <w:t>normal users (#7 and #24)</w:t>
+            </w:r>
+          </w:p>
+        </w:tc>
+      </w:tr>
+      <w:tr>
+        <w:tc>
+          <w:tcPr>
+            <w:tcW w:type="dxa" w:w="1872"/>
+          </w:tcPr>
+          <w:p>
+            <w:r>
+              <w:rPr>
+                <w:sz w:val="18"/>
+              </w:rPr>
+              <w:t>Threat-Profile</w:t>
+              <w:br/>
+              <w:t>Detector</w:t>
+            </w:r>
+          </w:p>
+        </w:tc>
+        <w:tc>
+          <w:tcPr>
+            <w:tcW w:type="dxa" w:w="1008"/>
+          </w:tcPr>
+          <w:p>
+            <w:r>
+              <w:rPr>
+                <w:sz w:val="18"/>
+              </w:rPr>
               <w:t>4/4</w:t>
             </w:r>
           </w:p>
@@ -6551,9 +6914,9 @@
               <w:rPr>
                 <w:sz w:val="18"/>
               </w:rPr>
-              <w:t>Ensemble of 6 methods covers</w:t>
+              <w:t>Known-bad profiles fire on</w:t>
               <w:br/>
-              <w:t>all detection axes</w:t>
+              <w:t>all 4 campaigns at 0 FP</w:t>
             </w:r>
           </w:p>
         </w:tc>
@@ -7096,7 +7459,7 @@
         <w:rPr>
           <w:color w:val="1B4F72"/>
         </w:rPr>
-        <w:t>5.5. Finding 5: Tier 3 Combined Achieves Best Coverage at Viable FP</w:t>
+        <w:t>5.5. Finding 5: The Threat-Profile Detector Achieves Clean 4/4 at Zero FP</w:t>
       </w:r>
     </w:p>
     <w:p>
@@ -7109,7 +7472,7 @@
           <w:color w:val="000000"/>
           <w:sz w:val="21"/>
         </w:rPr>
-        <w:t>Tier 3 Combined detects all 4 attacks at 15.0% FP. While Feature CUSUM (Tier 1) achieves 3/4 at 8.9% FP, it misses the APT. While V-Intelligence UEBA Direction (Tier 2) catches APT and Volt Typhoon, it misses the Insider and Salt Typhoon. Only Tier 3 covers all threat types.</w:t>
+        <w:t>The multi-front threat-profile detector detects all 4 attacks at zero false positives. It scores each user against known-bad behavioral profiles — C2-beacon, DGA-DNS, LOTL-process, cohort-rare access, recon-fanout, and insider-collection — combining cohort-relative and raw-event signals without requiring labels. Embedding/composite scoring (T3 Combined) cleanly separates only 2 of 4: it ranks USR-156 and USR-118 above all normals, but places USR-234 at #7 and USR-042 at #24, below many normal users. While Feature CUSUM (Tier 1) achieves 3/4 at 8.9% FP, it misses the APT; while V-Intelligence UEBA Direction (Tier 2) catches APT and Volt Typhoon, it misses the Insider and Salt Typhoon. Only the threat-profile detector covers all threat types cleanly.</w:t>
       </w:r>
     </w:p>
     <w:p>
@@ -7122,7 +7485,7 @@
           <w:color w:val="000000"/>
           <w:sz w:val="21"/>
         </w:rPr>
-        <w:t>The 15.0% false positive rate means that for every 100 benign users, approximately 15 will be flagged for analyst review alongside the true threats. In an enterprise of 250 users, this translates to roughly 37 false alerts per evaluation cycle — a manageable workload for a security operations center, especially given the interpretable diagnostics that enable rapid triage and dismissal of false positives.</w:t>
+        <w:t>The legacy statistical methods that nominally reach 4/4 do so at unusable cost: Temporal Z-Score and feature/embedding CUSUM variants fire on roughly 99–100% of normal users when forced to catch every campaign. By contrast, the threat-profile detector generates zero false positives across all 250 users, alongside interpretable per-profile evidence that enables rapid analyst triage.</w:t>
       </w:r>
     </w:p>
     <w:p>

--- a/docs/V_Intelligence_UEBA_Results_and_Findings.docx
+++ b/docs/V_Intelligence_UEBA_Results_and_Findings.docx
@@ -353,7 +353,7 @@
         <w:rPr>
           <w:sz w:val="21"/>
         </w:rPr>
-        <w:t>No embedding, composite, or single statistical method achieves clean 4/4 separation. Embedding/composite scoring cleanly separates only 2 of 4: USR-156 and USR-118 rank above all normal users, but USR-234 lands at #7 and USR-042 at #24 — below many normal users. The best Tier 1 method is Feature CUSUM at 3/4 (8.9% FP), which misses the slow APT campaign.</w:t>
+        <w:t>No embedding, composite, or single statistical method achieves clean 4/4 separation. Embedding/composite scoring cleanly separates only 2 of 4: USR-156 and USR-118 rank above all normal users, but USR-234 lands at #7 and USR-042 at #30 — below many normal users. The best Tier 1 method is Feature CUSUM at 3/4 (8.9% FP), which misses the slow APT campaign.</w:t>
       </w:r>
     </w:p>
     <w:p>
@@ -4642,7 +4642,7 @@
               </w:rPr>
               <w:t>Cleanly separates only USR-156 + USR-118;</w:t>
               <w:br/>
-              <w:t>USR-234 (#7) and USR-042 (#24) below normals</w:t>
+              <w:t>USR-234 (#7) and USR-042 (#30) below normals</w:t>
             </w:r>
           </w:p>
         </w:tc>
@@ -5872,7 +5872,7 @@
               <w:rPr>
                 <w:sz w:val="18"/>
               </w:rPr>
-              <w:t>Composite score ranks USR-042 only #24 —</w:t>
+              <w:t>Composite score ranks USR-042 only #30 —</w:t>
               <w:br/>
               <w:t>below many normal users</w:t>
             </w:r>
@@ -6429,7 +6429,7 @@
           <w:color w:val="000000"/>
           <w:sz w:val="21"/>
         </w:rPr>
-        <w:t>Across 17 statistical detection methods, only one achieves 4/4 detection — Temporal Z-Score (94.3% FP — operationally useless). Embedding/composite scoring (T3 Combined) cleanly separates only 2 of 4: USR-156 and USR-118 rank above all normal users, while USR-234 (#7) and USR-042 (#24) fall below many normal users. The clean 4/4 at zero false positives is achieved by the separate multi-front threat-profile detector. Every statistical method misses at least one attack at a viable FP rate.</w:t>
+        <w:t>Across 17 statistical detection methods, only one achieves 4/4 detection — Temporal Z-Score (94.3% FP — operationally useless). Embedding/composite scoring (T3 Combined) cleanly separates only 2 of 4: USR-156 and USR-118 rank above all normal users, while USR-234 (#7) and USR-042 (#30) fall below many normal users. The clean 4/4 at zero false positives is achieved by the separate multi-front threat-profile detector. Every statistical method misses at least one attack at a viable FP rate.</w:t>
       </w:r>
     </w:p>
     <w:tbl>
@@ -6858,7 +6858,7 @@
               </w:rPr>
               <w:t>Composite ranks both below</w:t>
               <w:br/>
-              <w:t>normal users (#7 and #24)</w:t>
+              <w:t>normal users (#7 and #30)</w:t>
             </w:r>
           </w:p>
         </w:tc>
@@ -7472,7 +7472,7 @@
           <w:color w:val="000000"/>
           <w:sz w:val="21"/>
         </w:rPr>
-        <w:t>The multi-front threat-profile detector detects all 4 attacks at zero false positives. It scores each user against known-bad behavioral profiles — C2-beacon, DGA-DNS, LOTL-process, cohort-rare access, recon-fanout, and insider-collection — combining cohort-relative and raw-event signals without requiring labels. Embedding/composite scoring (T3 Combined) cleanly separates only 2 of 4: it ranks USR-156 and USR-118 above all normals, but places USR-234 at #7 and USR-042 at #24, below many normal users. While Feature CUSUM (Tier 1) achieves 3/4 at 8.9% FP, it misses the APT; while V-Intelligence UEBA Direction (Tier 2) catches APT and Volt Typhoon, it misses the Insider and Salt Typhoon. Only the threat-profile detector covers all threat types cleanly.</w:t>
+        <w:t>The multi-front threat-profile detector detects all 4 attacks at zero false positives. It scores each user against known-bad behavioral profiles — C2-beacon, DGA-DNS, LOTL-process, cohort-rare access, recon-fanout, and insider-collection — combining cohort-relative and raw-event signals without requiring labels. Embedding/composite scoring (T3 Combined) cleanly separates only 2 of 4: it ranks USR-156 and USR-118 above all normals, but places USR-234 at #7 and USR-042 at #30, below many normal users. While Feature CUSUM (Tier 1) achieves 3/4 at 8.9% FP, it misses the APT; while V-Intelligence UEBA Direction (Tier 2) catches APT and Volt Typhoon, it misses the Insider and Salt Typhoon. Only the threat-profile detector covers all threat types cleanly.</w:t>
       </w:r>
     </w:p>
     <w:p>

--- a/docs/V_Intelligence_UEBA_Results_and_Findings.docx
+++ b/docs/V_Intelligence_UEBA_Results_and_Findings.docx
@@ -6128,7 +6128,7 @@
           <w:color w:val="000000"/>
           <w:sz w:val="21"/>
         </w:rPr>
-        <w:t>Multiple methods achieve high detection counts — Z-Score detects 4/4 at 4.9% FP, OCSVM detects 4/4 at 29.7% FP, Composite Scoring detects 4/4 at 8.1% FP. However, none of these provide directional intelligence: they flag anomalous users without indicating which behavioral dimension changed or toward what threat pattern. Only zone-level analysis provides actionable triage.</w:t>
+        <w:t>Multiple methods achieve high detection counts — Z-Score detects 4/4 at 4.9% FP, OCSVM detects 4/4 at 29.7% FP, Composite Scoring detects 4/4 at 10.6% FP. However, none of these provide directional intelligence: they flag anomalous users without indicating which behavioral dimension changed or toward what threat pattern. Only zone-level analysis provides actionable triage.</w:t>
       </w:r>
     </w:p>
     <w:tbl>
